--- a/LLM_and_Enterprise_RAG_Bootcamp/Lab_Walkthroughs/Week_09_Lab_B_semantic_cache_layer.docx
+++ b/LLM_and_Enterprise_RAG_Bootcamp/Lab_Walkthroughs/Week_09_Lab_B_semantic_cache_layer.docx
@@ -155,6 +155,547 @@
           <w:sz w:val="22"/>
         </w:rPr>
         <w:t>Measure hit rate, latency, and cost.</w:t>
+      </w:r>
+    </w:p>
+    <w:p>
+      <w:r>
+        <w:rPr>
+          <w:b/>
+          <w:color w:val="1E2761"/>
+          <w:sz w:val="32"/>
+        </w:rPr>
+        <w:t>Starter Code</w:t>
+      </w:r>
+    </w:p>
+    <w:p>
+      <w:r>
+        <w:rPr>
+          <w:color w:val="333333"/>
+          <w:sz w:val="22"/>
+        </w:rPr>
+        <w:t>Copy this into the lab workspace and fill in the marked sections.</w:t>
+      </w:r>
+    </w:p>
+    <w:p>
+      <w:pPr>
+        <w:spacing w:after="0" w:before="0"/>
+      </w:pPr>
+      <w:r>
+        <w:rPr>
+          <w:rFonts w:ascii="Consolas" w:hAnsi="Consolas"/>
+          <w:color w:val="101010"/>
+          <w:sz w:val="18"/>
+        </w:rPr>
+        <w:t>import numpy as np</w:t>
+      </w:r>
+    </w:p>
+    <w:p>
+      <w:pPr>
+        <w:spacing w:after="0" w:before="0"/>
+      </w:pPr>
+      <w:r>
+        <w:rPr>
+          <w:rFonts w:ascii="Consolas" w:hAnsi="Consolas"/>
+          <w:color w:val="101010"/>
+          <w:sz w:val="18"/>
+        </w:rPr>
+        <w:t>import time</w:t>
+      </w:r>
+    </w:p>
+    <w:p>
+      <w:pPr>
+        <w:spacing w:after="0" w:before="0"/>
+      </w:pPr>
+      <w:r>
+        <w:rPr>
+          <w:rFonts w:ascii="Consolas" w:hAnsi="Consolas"/>
+          <w:color w:val="101010"/>
+          <w:sz w:val="18"/>
+        </w:rPr>
+        <w:t xml:space="preserve"> </w:t>
+      </w:r>
+    </w:p>
+    <w:p>
+      <w:pPr>
+        <w:spacing w:after="0" w:before="0"/>
+      </w:pPr>
+      <w:r>
+        <w:rPr>
+          <w:rFonts w:ascii="Consolas" w:hAnsi="Consolas"/>
+          <w:color w:val="101010"/>
+          <w:sz w:val="18"/>
+        </w:rPr>
+        <w:t>class SemanticCache:</w:t>
+      </w:r>
+    </w:p>
+    <w:p>
+      <w:pPr>
+        <w:spacing w:after="0" w:before="0"/>
+      </w:pPr>
+      <w:r>
+        <w:rPr>
+          <w:rFonts w:ascii="Consolas" w:hAnsi="Consolas"/>
+          <w:color w:val="101010"/>
+          <w:sz w:val="18"/>
+        </w:rPr>
+        <w:t xml:space="preserve">    def __init__(self, embed_fn, threshold=0.92):</w:t>
+      </w:r>
+    </w:p>
+    <w:p>
+      <w:pPr>
+        <w:spacing w:after="0" w:before="0"/>
+      </w:pPr>
+      <w:r>
+        <w:rPr>
+          <w:rFonts w:ascii="Consolas" w:hAnsi="Consolas"/>
+          <w:color w:val="101010"/>
+          <w:sz w:val="18"/>
+        </w:rPr>
+        <w:t xml:space="preserve">        self.embed = embed_fn</w:t>
+      </w:r>
+    </w:p>
+    <w:p>
+      <w:pPr>
+        <w:spacing w:after="0" w:before="0"/>
+      </w:pPr>
+      <w:r>
+        <w:rPr>
+          <w:rFonts w:ascii="Consolas" w:hAnsi="Consolas"/>
+          <w:color w:val="101010"/>
+          <w:sz w:val="18"/>
+        </w:rPr>
+        <w:t xml:space="preserve">        self.threshold = threshold</w:t>
+      </w:r>
+    </w:p>
+    <w:p>
+      <w:pPr>
+        <w:spacing w:after="0" w:before="0"/>
+      </w:pPr>
+      <w:r>
+        <w:rPr>
+          <w:rFonts w:ascii="Consolas" w:hAnsi="Consolas"/>
+          <w:color w:val="101010"/>
+          <w:sz w:val="18"/>
+        </w:rPr>
+        <w:t xml:space="preserve">        self.keys = []     # embeddings</w:t>
+      </w:r>
+    </w:p>
+    <w:p>
+      <w:pPr>
+        <w:spacing w:after="0" w:before="0"/>
+      </w:pPr>
+      <w:r>
+        <w:rPr>
+          <w:rFonts w:ascii="Consolas" w:hAnsi="Consolas"/>
+          <w:color w:val="101010"/>
+          <w:sz w:val="18"/>
+        </w:rPr>
+        <w:t xml:space="preserve">        self.values = []   # answers</w:t>
+      </w:r>
+    </w:p>
+    <w:p>
+      <w:pPr>
+        <w:spacing w:after="0" w:before="0"/>
+      </w:pPr>
+      <w:r>
+        <w:rPr>
+          <w:rFonts w:ascii="Consolas" w:hAnsi="Consolas"/>
+          <w:color w:val="101010"/>
+          <w:sz w:val="18"/>
+        </w:rPr>
+        <w:t xml:space="preserve">        self.hits = 0</w:t>
+      </w:r>
+    </w:p>
+    <w:p>
+      <w:pPr>
+        <w:spacing w:after="0" w:before="0"/>
+      </w:pPr>
+      <w:r>
+        <w:rPr>
+          <w:rFonts w:ascii="Consolas" w:hAnsi="Consolas"/>
+          <w:color w:val="101010"/>
+          <w:sz w:val="18"/>
+        </w:rPr>
+        <w:t xml:space="preserve">        self.misses = 0</w:t>
+      </w:r>
+    </w:p>
+    <w:p>
+      <w:pPr>
+        <w:spacing w:after="0" w:before="0"/>
+      </w:pPr>
+      <w:r>
+        <w:rPr>
+          <w:rFonts w:ascii="Consolas" w:hAnsi="Consolas"/>
+          <w:color w:val="101010"/>
+          <w:sz w:val="18"/>
+        </w:rPr>
+        <w:t xml:space="preserve"> </w:t>
+      </w:r>
+    </w:p>
+    <w:p>
+      <w:pPr>
+        <w:spacing w:after="0" w:before="0"/>
+      </w:pPr>
+      <w:r>
+        <w:rPr>
+          <w:rFonts w:ascii="Consolas" w:hAnsi="Consolas"/>
+          <w:color w:val="101010"/>
+          <w:sz w:val="18"/>
+        </w:rPr>
+        <w:t xml:space="preserve">    def lookup(self, query):</w:t>
+      </w:r>
+    </w:p>
+    <w:p>
+      <w:pPr>
+        <w:spacing w:after="0" w:before="0"/>
+      </w:pPr>
+      <w:r>
+        <w:rPr>
+          <w:rFonts w:ascii="Consolas" w:hAnsi="Consolas"/>
+          <w:color w:val="101010"/>
+          <w:sz w:val="18"/>
+        </w:rPr>
+        <w:t xml:space="preserve">        if not self.keys:</w:t>
+      </w:r>
+    </w:p>
+    <w:p>
+      <w:pPr>
+        <w:spacing w:after="0" w:before="0"/>
+      </w:pPr>
+      <w:r>
+        <w:rPr>
+          <w:rFonts w:ascii="Consolas" w:hAnsi="Consolas"/>
+          <w:color w:val="101010"/>
+          <w:sz w:val="18"/>
+        </w:rPr>
+        <w:t xml:space="preserve">            self.misses += 1</w:t>
+      </w:r>
+    </w:p>
+    <w:p>
+      <w:pPr>
+        <w:spacing w:after="0" w:before="0"/>
+      </w:pPr>
+      <w:r>
+        <w:rPr>
+          <w:rFonts w:ascii="Consolas" w:hAnsi="Consolas"/>
+          <w:color w:val="101010"/>
+          <w:sz w:val="18"/>
+        </w:rPr>
+        <w:t xml:space="preserve">            return None</w:t>
+      </w:r>
+    </w:p>
+    <w:p>
+      <w:pPr>
+        <w:spacing w:after="0" w:before="0"/>
+      </w:pPr>
+      <w:r>
+        <w:rPr>
+          <w:rFonts w:ascii="Consolas" w:hAnsi="Consolas"/>
+          <w:color w:val="101010"/>
+          <w:sz w:val="18"/>
+        </w:rPr>
+        <w:t xml:space="preserve">        qv = self.embed(query)</w:t>
+      </w:r>
+    </w:p>
+    <w:p>
+      <w:pPr>
+        <w:spacing w:after="0" w:before="0"/>
+      </w:pPr>
+      <w:r>
+        <w:rPr>
+          <w:rFonts w:ascii="Consolas" w:hAnsi="Consolas"/>
+          <w:color w:val="101010"/>
+          <w:sz w:val="18"/>
+        </w:rPr>
+        <w:t xml:space="preserve">        sims = np.array(self.keys) @ qv</w:t>
+      </w:r>
+    </w:p>
+    <w:p>
+      <w:pPr>
+        <w:spacing w:after="0" w:before="0"/>
+      </w:pPr>
+      <w:r>
+        <w:rPr>
+          <w:rFonts w:ascii="Consolas" w:hAnsi="Consolas"/>
+          <w:color w:val="101010"/>
+          <w:sz w:val="18"/>
+        </w:rPr>
+        <w:t xml:space="preserve">        best = int(np.argmax(sims))</w:t>
+      </w:r>
+    </w:p>
+    <w:p>
+      <w:pPr>
+        <w:spacing w:after="0" w:before="0"/>
+      </w:pPr>
+      <w:r>
+        <w:rPr>
+          <w:rFonts w:ascii="Consolas" w:hAnsi="Consolas"/>
+          <w:color w:val="101010"/>
+          <w:sz w:val="18"/>
+        </w:rPr>
+        <w:t xml:space="preserve">        if sims[best] &gt;= self.threshold:</w:t>
+      </w:r>
+    </w:p>
+    <w:p>
+      <w:pPr>
+        <w:spacing w:after="0" w:before="0"/>
+      </w:pPr>
+      <w:r>
+        <w:rPr>
+          <w:rFonts w:ascii="Consolas" w:hAnsi="Consolas"/>
+          <w:color w:val="101010"/>
+          <w:sz w:val="18"/>
+        </w:rPr>
+        <w:t xml:space="preserve">            self.hits += 1</w:t>
+      </w:r>
+    </w:p>
+    <w:p>
+      <w:pPr>
+        <w:spacing w:after="0" w:before="0"/>
+      </w:pPr>
+      <w:r>
+        <w:rPr>
+          <w:rFonts w:ascii="Consolas" w:hAnsi="Consolas"/>
+          <w:color w:val="101010"/>
+          <w:sz w:val="18"/>
+        </w:rPr>
+        <w:t xml:space="preserve">            return self.values[best]</w:t>
+      </w:r>
+    </w:p>
+    <w:p>
+      <w:pPr>
+        <w:spacing w:after="0" w:before="0"/>
+      </w:pPr>
+      <w:r>
+        <w:rPr>
+          <w:rFonts w:ascii="Consolas" w:hAnsi="Consolas"/>
+          <w:color w:val="101010"/>
+          <w:sz w:val="18"/>
+        </w:rPr>
+        <w:t xml:space="preserve">        self.misses += 1</w:t>
+      </w:r>
+    </w:p>
+    <w:p>
+      <w:pPr>
+        <w:spacing w:after="0" w:before="0"/>
+      </w:pPr>
+      <w:r>
+        <w:rPr>
+          <w:rFonts w:ascii="Consolas" w:hAnsi="Consolas"/>
+          <w:color w:val="101010"/>
+          <w:sz w:val="18"/>
+        </w:rPr>
+        <w:t xml:space="preserve">        return None</w:t>
+      </w:r>
+    </w:p>
+    <w:p>
+      <w:pPr>
+        <w:spacing w:after="0" w:before="0"/>
+      </w:pPr>
+      <w:r>
+        <w:rPr>
+          <w:rFonts w:ascii="Consolas" w:hAnsi="Consolas"/>
+          <w:color w:val="101010"/>
+          <w:sz w:val="18"/>
+        </w:rPr>
+        <w:t xml:space="preserve"> </w:t>
+      </w:r>
+    </w:p>
+    <w:p>
+      <w:pPr>
+        <w:spacing w:after="0" w:before="0"/>
+      </w:pPr>
+      <w:r>
+        <w:rPr>
+          <w:rFonts w:ascii="Consolas" w:hAnsi="Consolas"/>
+          <w:color w:val="101010"/>
+          <w:sz w:val="18"/>
+        </w:rPr>
+        <w:t xml:space="preserve">    def store(self, query, answer):</w:t>
+      </w:r>
+    </w:p>
+    <w:p>
+      <w:pPr>
+        <w:spacing w:after="0" w:before="0"/>
+      </w:pPr>
+      <w:r>
+        <w:rPr>
+          <w:rFonts w:ascii="Consolas" w:hAnsi="Consolas"/>
+          <w:color w:val="101010"/>
+          <w:sz w:val="18"/>
+        </w:rPr>
+        <w:t xml:space="preserve">        self.keys.append(self.embed(query))</w:t>
+      </w:r>
+    </w:p>
+    <w:p>
+      <w:pPr>
+        <w:spacing w:after="0" w:before="0"/>
+      </w:pPr>
+      <w:r>
+        <w:rPr>
+          <w:rFonts w:ascii="Consolas" w:hAnsi="Consolas"/>
+          <w:color w:val="101010"/>
+          <w:sz w:val="18"/>
+        </w:rPr>
+        <w:t xml:space="preserve">        self.values.append(answer)</w:t>
+      </w:r>
+    </w:p>
+    <w:p>
+      <w:pPr>
+        <w:spacing w:after="0" w:before="0"/>
+      </w:pPr>
+      <w:r>
+        <w:rPr>
+          <w:rFonts w:ascii="Consolas" w:hAnsi="Consolas"/>
+          <w:color w:val="101010"/>
+          <w:sz w:val="18"/>
+        </w:rPr>
+        <w:t xml:space="preserve"> </w:t>
+      </w:r>
+    </w:p>
+    <w:p>
+      <w:pPr>
+        <w:spacing w:after="0" w:before="0"/>
+      </w:pPr>
+      <w:r>
+        <w:rPr>
+          <w:rFonts w:ascii="Consolas" w:hAnsi="Consolas"/>
+          <w:color w:val="101010"/>
+          <w:sz w:val="18"/>
+        </w:rPr>
+        <w:t>cache = SemanticCache(embed_fn=normalized_embed)</w:t>
+      </w:r>
+    </w:p>
+    <w:p>
+      <w:pPr>
+        <w:spacing w:after="0" w:before="0"/>
+      </w:pPr>
+      <w:r>
+        <w:rPr>
+          <w:rFonts w:ascii="Consolas" w:hAnsi="Consolas"/>
+          <w:color w:val="101010"/>
+          <w:sz w:val="18"/>
+        </w:rPr>
+        <w:t>for q in synthetic_stream(n=1000, duplicate_rate=0.3):</w:t>
+      </w:r>
+    </w:p>
+    <w:p>
+      <w:pPr>
+        <w:spacing w:after="0" w:before="0"/>
+      </w:pPr>
+      <w:r>
+        <w:rPr>
+          <w:rFonts w:ascii="Consolas" w:hAnsi="Consolas"/>
+          <w:color w:val="101010"/>
+          <w:sz w:val="18"/>
+        </w:rPr>
+        <w:t xml:space="preserve">    t0 = time.perf_counter()</w:t>
+      </w:r>
+    </w:p>
+    <w:p>
+      <w:pPr>
+        <w:spacing w:after="0" w:before="0"/>
+      </w:pPr>
+      <w:r>
+        <w:rPr>
+          <w:rFonts w:ascii="Consolas" w:hAnsi="Consolas"/>
+          <w:color w:val="101010"/>
+          <w:sz w:val="18"/>
+        </w:rPr>
+        <w:t xml:space="preserve">    answer = cache.lookup(q) or full_rag(q)</w:t>
+      </w:r>
+    </w:p>
+    <w:p>
+      <w:pPr>
+        <w:spacing w:after="0" w:before="0"/>
+      </w:pPr>
+      <w:r>
+        <w:rPr>
+          <w:rFonts w:ascii="Consolas" w:hAnsi="Consolas"/>
+          <w:color w:val="101010"/>
+          <w:sz w:val="18"/>
+        </w:rPr>
+        <w:t xml:space="preserve">    # TODO: store on miss, log latency and cost per query</w:t>
+      </w:r>
+    </w:p>
+    <w:p>
+      <w:pPr>
+        <w:spacing w:after="0" w:before="0"/>
+      </w:pPr>
+      <w:r>
+        <w:rPr>
+          <w:rFonts w:ascii="Consolas" w:hAnsi="Consolas"/>
+          <w:color w:val="101010"/>
+          <w:sz w:val="18"/>
+        </w:rPr>
+        <w:t xml:space="preserve"> </w:t>
+      </w:r>
+    </w:p>
+    <w:p>
+      <w:r>
+        <w:rPr>
+          <w:b/>
+          <w:color w:val="1E2761"/>
+          <w:sz w:val="32"/>
+        </w:rPr>
+        <w:t>Verification Checks</w:t>
+      </w:r>
+    </w:p>
+    <w:p>
+      <w:r>
+        <w:rPr>
+          <w:color w:val="333333"/>
+          <w:sz w:val="22"/>
+        </w:rPr>
+        <w:t>Run these before submitting. Each check catches a frequent failure.</w:t>
+      </w:r>
+    </w:p>
+    <w:p>
+      <w:pPr>
+        <w:pStyle w:val="ListBullet"/>
+      </w:pPr>
+      <w:r>
+        <w:rPr>
+          <w:color w:val="333333"/>
+          <w:sz w:val="22"/>
+        </w:rPr>
+        <w:t>An exact repeat of a cached query hits (similarity 1.0 passes any sane threshold).</w:t>
+      </w:r>
+    </w:p>
+    <w:p>
+      <w:pPr>
+        <w:pStyle w:val="ListBullet"/>
+      </w:pPr>
+      <w:r>
+        <w:rPr>
+          <w:color w:val="333333"/>
+          <w:sz w:val="22"/>
+        </w:rPr>
+        <w:t>Hit rate on the 30 percent duplicate-intent stream lands between 20 and 35 percent at threshold 0.92.</w:t>
+      </w:r>
+    </w:p>
+    <w:p>
+      <w:pPr>
+        <w:pStyle w:val="ListBullet"/>
+      </w:pPr>
+      <w:r>
+        <w:rPr>
+          <w:color w:val="333333"/>
+          <w:sz w:val="22"/>
+        </w:rPr>
+        <w:t>Manually inspect 10 hits: none serves a different intent (false-hit audit).</w:t>
+      </w:r>
+    </w:p>
+    <w:p>
+      <w:pPr>
+        <w:pStyle w:val="ListBullet"/>
+      </w:pPr>
+      <w:r>
+        <w:rPr>
+          <w:color w:val="333333"/>
+          <w:sz w:val="22"/>
+        </w:rPr>
+        <w:t>Cache hits are at least 10 times faster than full RAG calls in the latency log.</w:t>
       </w:r>
     </w:p>
     <w:p>
@@ -518,6 +1059,7 @@
       </w:r>
     </w:p>
     <w:sectPr>
+      <w:footerReference w:type="default" r:id="rId9"/>
       <w:pgSz w:w="12240" w:h="15840"/>
       <w:pgMar w:top="1152" w:right="1296" w:bottom="1152" w:left="1296" w:header="720" w:footer="720" w:gutter="0"/>
       <w:cols w:space="720"/>
@@ -525,6 +1067,25 @@
     </w:sectPr>
   </w:body>
 </w:document>
+</file>
+
+<file path=word/footer1.xml><?xml version="1.0" encoding="utf-8"?>
+<w:ftr xmlns:m="http://schemas.openxmlformats.org/officeDocument/2006/math" xmlns:mc="http://schemas.openxmlformats.org/markup-compatibility/2006" xmlns:mo="http://schemas.microsoft.com/office/mac/office/2008/main" xmlns:mv="urn:schemas-microsoft-com:mac:vml" xmlns:o="urn:schemas-microsoft-com:office:office" xmlns:r="http://schemas.openxmlformats.org/officeDocument/2006/relationships" xmlns:v="urn:schemas-microsoft-com:vml" xmlns:w10="urn:schemas-microsoft-com:office:word" xmlns:w14="http://schemas.microsoft.com/office/word/2010/wordml" xmlns:w="http://schemas.openxmlformats.org/wordprocessingml/2006/main" xmlns:wne="http://schemas.microsoft.com/office/word/2006/wordml" xmlns:wp14="http://schemas.microsoft.com/office/word/2010/wordprocessingDrawing" xmlns:wp="http://schemas.openxmlformats.org/drawingml/2006/wordprocessingDrawing" xmlns:wpc="http://schemas.microsoft.com/office/word/2010/wordprocessingCanvas" xmlns:wpg="http://schemas.microsoft.com/office/word/2010/wordprocessingGroup" xmlns:wpi="http://schemas.microsoft.com/office/word/2010/wordprocessingInk" xmlns:wps="http://schemas.microsoft.com/office/word/2010/wordprocessingShape" mc:Ignorable="w14 wp14">
+  <w:p>
+    <w:pPr>
+      <w:pStyle w:val="Footer"/>
+      <w:jc w:val="center"/>
+    </w:pPr>
+    <w:r>
+      <w:rPr>
+        <w:rFonts w:ascii="Calibri" w:hAnsi="Calibri"/>
+        <w:color w:val="333333"/>
+        <w:sz w:val="18"/>
+      </w:rPr>
+      <w:t>© 2026 Proxiant Academy | info@proxiant.com | proxiant.ai/training</w:t>
+    </w:r>
+  </w:p>
+</w:ftr>
 </file>
 
 <file path=word/numbering.xml><?xml version="1.0" encoding="utf-8"?>
